--- a/flow/20230914_vu_template/drafts/2023-11-u/15-СР-Гурія, Самона, Авіва.docx
+++ b/flow/20230914_vu_template/drafts/2023-11-u/15-СР-Гурія, Самона, Авіва.docx
@@ -5873,6 +5873,50 @@
       </w:r>
     </w:p>
     <w:p>
+      <w:pPr/>
+      <w:r>
+        <w:rPr>
+          <w:rFonts w:ascii="Times New Roman" w:hAnsi="Times New Roman"/>
+          <w:i/>
+          <w:color w:val="FF0000"/>
+          <w:sz w:val="24"/>
+          <w:highlight w:val="white"/>
+        </w:rPr>
+        <w:t>Тропар (г. 5):</w:t>
+      </w:r>
+      <w:r>
+        <w:rPr>
+          <w:rFonts w:ascii="Times New Roman" w:hAnsi="Times New Roman"/>
+          <w:color w:val="FF0000"/>
+          <w:sz w:val="24"/>
+          <w:highlight w:val="white"/>
+        </w:rPr>
+        <w:t xml:space="preserve"> </w:t>
+      </w:r>
+      <w:r>
+        <w:rPr>
+          <w:rFonts w:ascii="Times New Roman" w:hAnsi="Times New Roman"/>
+          <w:color w:val="000000"/>
+          <w:sz w:val="24"/>
+          <w:highlight w:val="white"/>
+        </w:rPr>
+        <w:t xml:space="preserve">Чудеса святих твоїх мучеників* – стіну непоборну нам дарував, Христе Боже.* Їх молитвами поганські зборища розжени,* Царства скіпетри укріпи,* як єдиний благий і чоловіколюбець. </w:t>
+      </w:r>
+    </w:p>
+    <w:p>
+      <w:pPr/>
+      <w:r>
+        <w:rPr>
+          <w:b/>
+        </w:rPr>
+        <w:t xml:space="preserve">Слава, і нині: </w:t>
+      </w:r>
+      <w:r>
+        <w:rPr/>
+        <w:t>богородичний</w:t>
+      </w:r>
+    </w:p>
+    <w:p>
       <w:pPr>
         <w:pStyle w:val="Heading3"/>
         <w:spacing w:after="120" w:before="0" w:lineRule="auto"/>
@@ -10784,10 +10828,9 @@
           <w:rFonts w:ascii="Times New Roman" w:cs="Times New Roman" w:eastAsia="Times New Roman" w:hAnsi="Times New Roman"/>
           <w:i w:val="1"/>
           <w:color w:val="ff0000"/>
-          <w:highlight w:val="yellow"/>
-          <w:rtl w:val="0"/>
-        </w:rPr>
-        <w:t xml:space="preserve">???</w:t>
+          <w:rtl w:val="0"/>
+        </w:rPr>
+        <w:t>5</w:t>
       </w:r>
       <w:r>
         <w:rPr>
@@ -11176,6 +11219,50 @@
         <w:rPr>
           <w:rtl w:val="0"/>
         </w:rPr>
+      </w:r>
+    </w:p>
+    <w:p>
+      <w:pPr/>
+      <w:r>
+        <w:rPr>
+          <w:rFonts w:ascii="Times New Roman" w:hAnsi="Times New Roman"/>
+          <w:i/>
+          <w:color w:val="FF0000"/>
+          <w:sz w:val="24"/>
+          <w:highlight w:val="white"/>
+        </w:rPr>
+        <w:t>Тропар (г. 5):</w:t>
+      </w:r>
+      <w:r>
+        <w:rPr>
+          <w:rFonts w:ascii="Times New Roman" w:hAnsi="Times New Roman"/>
+          <w:color w:val="FF0000"/>
+          <w:sz w:val="24"/>
+          <w:highlight w:val="white"/>
+        </w:rPr>
+        <w:t xml:space="preserve"> </w:t>
+      </w:r>
+      <w:r>
+        <w:rPr>
+          <w:rFonts w:ascii="Times New Roman" w:hAnsi="Times New Roman"/>
+          <w:color w:val="000000"/>
+          <w:sz w:val="24"/>
+          <w:highlight w:val="white"/>
+        </w:rPr>
+        <w:t xml:space="preserve">Чудеса святих твоїх мучеників* – стіну непоборну нам дарував, Христе Боже.* Їх молитвами поганські зборища розжени,* Царства скіпетри укріпи,* як єдиний благий і чоловіколюбець. </w:t>
+      </w:r>
+    </w:p>
+    <w:p>
+      <w:pPr/>
+      <w:r>
+        <w:rPr>
+          <w:b/>
+        </w:rPr>
+        <w:t xml:space="preserve">Слава, і нині: </w:t>
+      </w:r>
+      <w:r>
+        <w:rPr/>
+        <w:t>богородичний</w:t>
       </w:r>
     </w:p>
     <w:p>
@@ -11660,6 +11747,50 @@
       </w:r>
     </w:p>
     <w:p>
+      <w:pPr/>
+      <w:r>
+        <w:rPr>
+          <w:rFonts w:ascii="Times New Roman" w:hAnsi="Times New Roman"/>
+          <w:i/>
+          <w:color w:val="FF0000"/>
+          <w:sz w:val="24"/>
+          <w:highlight w:val="white"/>
+        </w:rPr>
+        <w:t>Тропар (г. 5):</w:t>
+      </w:r>
+      <w:r>
+        <w:rPr>
+          <w:rFonts w:ascii="Times New Roman" w:hAnsi="Times New Roman"/>
+          <w:color w:val="FF0000"/>
+          <w:sz w:val="24"/>
+          <w:highlight w:val="white"/>
+        </w:rPr>
+        <w:t xml:space="preserve"> </w:t>
+      </w:r>
+      <w:r>
+        <w:rPr>
+          <w:rFonts w:ascii="Times New Roman" w:hAnsi="Times New Roman"/>
+          <w:color w:val="000000"/>
+          <w:sz w:val="24"/>
+          <w:highlight w:val="white"/>
+        </w:rPr>
+        <w:t xml:space="preserve">Чудеса святих твоїх мучеників* – стіну непоборну нам дарував, Христе Боже.* Їх молитвами поганські зборища розжени,* Царства скіпетри укріпи,* як єдиний благий і чоловіколюбець. </w:t>
+      </w:r>
+    </w:p>
+    <w:p>
+      <w:pPr/>
+      <w:r>
+        <w:rPr>
+          <w:b/>
+        </w:rPr>
+        <w:t xml:space="preserve">Слава, і нині: </w:t>
+      </w:r>
+      <w:r>
+        <w:rPr/>
+        <w:t>богородичний</w:t>
+      </w:r>
+    </w:p>
+    <w:p>
       <w:pPr>
         <w:pStyle w:val="Heading3"/>
         <w:spacing w:after="120" w:before="0" w:lineRule="auto"/>
@@ -12658,6 +12789,50 @@
       </w:r>
     </w:p>
     <w:p>
+      <w:pPr/>
+      <w:r>
+        <w:rPr>
+          <w:rFonts w:ascii="Times New Roman" w:hAnsi="Times New Roman"/>
+          <w:i/>
+          <w:color w:val="FF0000"/>
+          <w:sz w:val="24"/>
+          <w:highlight w:val="white"/>
+        </w:rPr>
+        <w:t>Тропар (г. 5):</w:t>
+      </w:r>
+      <w:r>
+        <w:rPr>
+          <w:rFonts w:ascii="Times New Roman" w:hAnsi="Times New Roman"/>
+          <w:color w:val="FF0000"/>
+          <w:sz w:val="24"/>
+          <w:highlight w:val="white"/>
+        </w:rPr>
+        <w:t xml:space="preserve"> </w:t>
+      </w:r>
+      <w:r>
+        <w:rPr>
+          <w:rFonts w:ascii="Times New Roman" w:hAnsi="Times New Roman"/>
+          <w:color w:val="000000"/>
+          <w:sz w:val="24"/>
+          <w:highlight w:val="white"/>
+        </w:rPr>
+        <w:t xml:space="preserve">Чудеса святих твоїх мучеників* – стіну непоборну нам дарував, Христе Боже.* Їх молитвами поганські зборища розжени,* Царства скіпетри укріпи,* як єдиний благий і чоловіколюбець. </w:t>
+      </w:r>
+    </w:p>
+    <w:p>
+      <w:pPr/>
+      <w:r>
+        <w:rPr>
+          <w:b/>
+        </w:rPr>
+        <w:t xml:space="preserve">Слава, і нині: </w:t>
+      </w:r>
+      <w:r>
+        <w:rPr/>
+        <w:t>богородичний</w:t>
+      </w:r>
+    </w:p>
+    <w:p>
       <w:pPr>
         <w:pStyle w:val="Heading3"/>
         <w:spacing w:after="120" w:before="0" w:lineRule="auto"/>
@@ -13038,6 +13213,50 @@
         <w:rPr>
           <w:rtl w:val="0"/>
         </w:rPr>
+      </w:r>
+    </w:p>
+    <w:p>
+      <w:pPr/>
+      <w:r>
+        <w:rPr>
+          <w:rFonts w:ascii="Times New Roman" w:hAnsi="Times New Roman"/>
+          <w:i/>
+          <w:color w:val="FF0000"/>
+          <w:sz w:val="24"/>
+          <w:highlight w:val="white"/>
+        </w:rPr>
+        <w:t>Тропар (г. 5):</w:t>
+      </w:r>
+      <w:r>
+        <w:rPr>
+          <w:rFonts w:ascii="Times New Roman" w:hAnsi="Times New Roman"/>
+          <w:color w:val="FF0000"/>
+          <w:sz w:val="24"/>
+          <w:highlight w:val="white"/>
+        </w:rPr>
+        <w:t xml:space="preserve"> </w:t>
+      </w:r>
+      <w:r>
+        <w:rPr>
+          <w:rFonts w:ascii="Times New Roman" w:hAnsi="Times New Roman"/>
+          <w:color w:val="000000"/>
+          <w:sz w:val="24"/>
+          <w:highlight w:val="white"/>
+        </w:rPr>
+        <w:t xml:space="preserve">Чудеса святих твоїх мучеників* – стіну непоборну нам дарував, Христе Боже.* Їх молитвами поганські зборища розжени,* Царства скіпетри укріпи,* як єдиний благий і чоловіколюбець. </w:t>
+      </w:r>
+    </w:p>
+    <w:p>
+      <w:pPr/>
+      <w:r>
+        <w:rPr>
+          <w:b/>
+        </w:rPr>
+        <w:t xml:space="preserve">Слава, і нині: </w:t>
+      </w:r>
+      <w:r>
+        <w:rPr/>
+        <w:t>богородичний</w:t>
       </w:r>
     </w:p>
     <w:p>
@@ -13977,6 +14196,50 @@
       </w:r>
     </w:p>
     <w:p>
+      <w:pPr/>
+      <w:r>
+        <w:rPr>
+          <w:rFonts w:ascii="Times New Roman" w:hAnsi="Times New Roman"/>
+          <w:i/>
+          <w:color w:val="FF0000"/>
+          <w:sz w:val="24"/>
+          <w:highlight w:val="white"/>
+        </w:rPr>
+        <w:t>Тропар (г. 5):</w:t>
+      </w:r>
+      <w:r>
+        <w:rPr>
+          <w:rFonts w:ascii="Times New Roman" w:hAnsi="Times New Roman"/>
+          <w:color w:val="FF0000"/>
+          <w:sz w:val="24"/>
+          <w:highlight w:val="white"/>
+        </w:rPr>
+        <w:t xml:space="preserve"> </w:t>
+      </w:r>
+      <w:r>
+        <w:rPr>
+          <w:rFonts w:ascii="Times New Roman" w:hAnsi="Times New Roman"/>
+          <w:color w:val="000000"/>
+          <w:sz w:val="24"/>
+          <w:highlight w:val="white"/>
+        </w:rPr>
+        <w:t xml:space="preserve">Чудеса святих твоїх мучеників* – стіну непоборну нам дарував, Христе Боже.* Їх молитвами поганські зборища розжени,* Царства скіпетри укріпи,* як єдиний благий і чоловіколюбець. </w:t>
+      </w:r>
+    </w:p>
+    <w:p>
+      <w:pPr/>
+      <w:r>
+        <w:rPr>
+          <w:b/>
+        </w:rPr>
+        <w:t xml:space="preserve">Слава, і нині: </w:t>
+      </w:r>
+      <w:r>
+        <w:rPr/>
+        <w:t>богородичний</w:t>
+      </w:r>
+    </w:p>
+    <w:p>
       <w:pPr>
         <w:pStyle w:val="Heading3"/>
         <w:spacing w:after="120" w:before="0" w:lineRule="auto"/>
@@ -17287,6 +17550,50 @@
         <w:rPr>
           <w:rtl w:val="0"/>
         </w:rPr>
+      </w:r>
+    </w:p>
+    <w:p>
+      <w:pPr/>
+      <w:r>
+        <w:rPr>
+          <w:rFonts w:ascii="Times New Roman" w:hAnsi="Times New Roman"/>
+          <w:i/>
+          <w:color w:val="FF0000"/>
+          <w:sz w:val="24"/>
+          <w:highlight w:val="white"/>
+        </w:rPr>
+        <w:t>Тропар (г. 5):</w:t>
+      </w:r>
+      <w:r>
+        <w:rPr>
+          <w:rFonts w:ascii="Times New Roman" w:hAnsi="Times New Roman"/>
+          <w:color w:val="FF0000"/>
+          <w:sz w:val="24"/>
+          <w:highlight w:val="white"/>
+        </w:rPr>
+        <w:t xml:space="preserve"> </w:t>
+      </w:r>
+      <w:r>
+        <w:rPr>
+          <w:rFonts w:ascii="Times New Roman" w:hAnsi="Times New Roman"/>
+          <w:color w:val="000000"/>
+          <w:sz w:val="24"/>
+          <w:highlight w:val="white"/>
+        </w:rPr>
+        <w:t xml:space="preserve">Чудеса святих твоїх мучеників* – стіну непоборну нам дарував, Христе Боже.* Їх молитвами поганські зборища розжени,* Царства скіпетри укріпи,* як єдиний благий і чоловіколюбець. </w:t>
+      </w:r>
+    </w:p>
+    <w:p>
+      <w:pPr/>
+      <w:r>
+        <w:rPr>
+          <w:b/>
+        </w:rPr>
+        <w:t xml:space="preserve">Слава, і нині: </w:t>
+      </w:r>
+      <w:r>
+        <w:rPr/>
+        <w:t>богородичний</w:t>
       </w:r>
     </w:p>
     <w:p>

--- a/flow/20230914_vu_template/drafts/2023-11-u/15-СР-Гурія, Самона, Авіва.docx
+++ b/flow/20230914_vu_template/drafts/2023-11-u/15-СР-Гурія, Самона, Авіва.docx
@@ -5873,50 +5873,6 @@
       </w:r>
     </w:p>
     <w:p>
-      <w:pPr/>
-      <w:r>
-        <w:rPr>
-          <w:rFonts w:ascii="Times New Roman" w:hAnsi="Times New Roman"/>
-          <w:i/>
-          <w:color w:val="FF0000"/>
-          <w:sz w:val="24"/>
-          <w:highlight w:val="white"/>
-        </w:rPr>
-        <w:t>Тропар (г. 5):</w:t>
-      </w:r>
-      <w:r>
-        <w:rPr>
-          <w:rFonts w:ascii="Times New Roman" w:hAnsi="Times New Roman"/>
-          <w:color w:val="FF0000"/>
-          <w:sz w:val="24"/>
-          <w:highlight w:val="white"/>
-        </w:rPr>
-        <w:t xml:space="preserve"> </w:t>
-      </w:r>
-      <w:r>
-        <w:rPr>
-          <w:rFonts w:ascii="Times New Roman" w:hAnsi="Times New Roman"/>
-          <w:color w:val="000000"/>
-          <w:sz w:val="24"/>
-          <w:highlight w:val="white"/>
-        </w:rPr>
-        <w:t xml:space="preserve">Чудеса святих твоїх мучеників* – стіну непоборну нам дарував, Христе Боже.* Їх молитвами поганські зборища розжени,* Царства скіпетри укріпи,* як єдиний благий і чоловіколюбець. </w:t>
-      </w:r>
-    </w:p>
-    <w:p>
-      <w:pPr/>
-      <w:r>
-        <w:rPr>
-          <w:b/>
-        </w:rPr>
-        <w:t xml:space="preserve">Слава, і нині: </w:t>
-      </w:r>
-      <w:r>
-        <w:rPr/>
-        <w:t>богородичний</w:t>
-      </w:r>
-    </w:p>
-    <w:p>
       <w:pPr>
         <w:pStyle w:val="Heading3"/>
         <w:spacing w:after="120" w:before="0" w:lineRule="auto"/>
@@ -10828,9 +10784,10 @@
           <w:rFonts w:ascii="Times New Roman" w:cs="Times New Roman" w:eastAsia="Times New Roman" w:hAnsi="Times New Roman"/>
           <w:i w:val="1"/>
           <w:color w:val="ff0000"/>
-          <w:rtl w:val="0"/>
-        </w:rPr>
-        <w:t>5</w:t>
+          <w:highlight w:val="yellow"/>
+          <w:rtl w:val="0"/>
+        </w:rPr>
+        <w:t xml:space="preserve">???</w:t>
       </w:r>
       <w:r>
         <w:rPr>
@@ -11219,50 +11176,6 @@
         <w:rPr>
           <w:rtl w:val="0"/>
         </w:rPr>
-      </w:r>
-    </w:p>
-    <w:p>
-      <w:pPr/>
-      <w:r>
-        <w:rPr>
-          <w:rFonts w:ascii="Times New Roman" w:hAnsi="Times New Roman"/>
-          <w:i/>
-          <w:color w:val="FF0000"/>
-          <w:sz w:val="24"/>
-          <w:highlight w:val="white"/>
-        </w:rPr>
-        <w:t>Тропар (г. 5):</w:t>
-      </w:r>
-      <w:r>
-        <w:rPr>
-          <w:rFonts w:ascii="Times New Roman" w:hAnsi="Times New Roman"/>
-          <w:color w:val="FF0000"/>
-          <w:sz w:val="24"/>
-          <w:highlight w:val="white"/>
-        </w:rPr>
-        <w:t xml:space="preserve"> </w:t>
-      </w:r>
-      <w:r>
-        <w:rPr>
-          <w:rFonts w:ascii="Times New Roman" w:hAnsi="Times New Roman"/>
-          <w:color w:val="000000"/>
-          <w:sz w:val="24"/>
-          <w:highlight w:val="white"/>
-        </w:rPr>
-        <w:t xml:space="preserve">Чудеса святих твоїх мучеників* – стіну непоборну нам дарував, Христе Боже.* Їх молитвами поганські зборища розжени,* Царства скіпетри укріпи,* як єдиний благий і чоловіколюбець. </w:t>
-      </w:r>
-    </w:p>
-    <w:p>
-      <w:pPr/>
-      <w:r>
-        <w:rPr>
-          <w:b/>
-        </w:rPr>
-        <w:t xml:space="preserve">Слава, і нині: </w:t>
-      </w:r>
-      <w:r>
-        <w:rPr/>
-        <w:t>богородичний</w:t>
       </w:r>
     </w:p>
     <w:p>
@@ -11747,50 +11660,6 @@
       </w:r>
     </w:p>
     <w:p>
-      <w:pPr/>
-      <w:r>
-        <w:rPr>
-          <w:rFonts w:ascii="Times New Roman" w:hAnsi="Times New Roman"/>
-          <w:i/>
-          <w:color w:val="FF0000"/>
-          <w:sz w:val="24"/>
-          <w:highlight w:val="white"/>
-        </w:rPr>
-        <w:t>Тропар (г. 5):</w:t>
-      </w:r>
-      <w:r>
-        <w:rPr>
-          <w:rFonts w:ascii="Times New Roman" w:hAnsi="Times New Roman"/>
-          <w:color w:val="FF0000"/>
-          <w:sz w:val="24"/>
-          <w:highlight w:val="white"/>
-        </w:rPr>
-        <w:t xml:space="preserve"> </w:t>
-      </w:r>
-      <w:r>
-        <w:rPr>
-          <w:rFonts w:ascii="Times New Roman" w:hAnsi="Times New Roman"/>
-          <w:color w:val="000000"/>
-          <w:sz w:val="24"/>
-          <w:highlight w:val="white"/>
-        </w:rPr>
-        <w:t xml:space="preserve">Чудеса святих твоїх мучеників* – стіну непоборну нам дарував, Христе Боже.* Їх молитвами поганські зборища розжени,* Царства скіпетри укріпи,* як єдиний благий і чоловіколюбець. </w:t>
-      </w:r>
-    </w:p>
-    <w:p>
-      <w:pPr/>
-      <w:r>
-        <w:rPr>
-          <w:b/>
-        </w:rPr>
-        <w:t xml:space="preserve">Слава, і нині: </w:t>
-      </w:r>
-      <w:r>
-        <w:rPr/>
-        <w:t>богородичний</w:t>
-      </w:r>
-    </w:p>
-    <w:p>
       <w:pPr>
         <w:pStyle w:val="Heading3"/>
         <w:spacing w:after="120" w:before="0" w:lineRule="auto"/>
@@ -12789,50 +12658,6 @@
       </w:r>
     </w:p>
     <w:p>
-      <w:pPr/>
-      <w:r>
-        <w:rPr>
-          <w:rFonts w:ascii="Times New Roman" w:hAnsi="Times New Roman"/>
-          <w:i/>
-          <w:color w:val="FF0000"/>
-          <w:sz w:val="24"/>
-          <w:highlight w:val="white"/>
-        </w:rPr>
-        <w:t>Тропар (г. 5):</w:t>
-      </w:r>
-      <w:r>
-        <w:rPr>
-          <w:rFonts w:ascii="Times New Roman" w:hAnsi="Times New Roman"/>
-          <w:color w:val="FF0000"/>
-          <w:sz w:val="24"/>
-          <w:highlight w:val="white"/>
-        </w:rPr>
-        <w:t xml:space="preserve"> </w:t>
-      </w:r>
-      <w:r>
-        <w:rPr>
-          <w:rFonts w:ascii="Times New Roman" w:hAnsi="Times New Roman"/>
-          <w:color w:val="000000"/>
-          <w:sz w:val="24"/>
-          <w:highlight w:val="white"/>
-        </w:rPr>
-        <w:t xml:space="preserve">Чудеса святих твоїх мучеників* – стіну непоборну нам дарував, Христе Боже.* Їх молитвами поганські зборища розжени,* Царства скіпетри укріпи,* як єдиний благий і чоловіколюбець. </w:t>
-      </w:r>
-    </w:p>
-    <w:p>
-      <w:pPr/>
-      <w:r>
-        <w:rPr>
-          <w:b/>
-        </w:rPr>
-        <w:t xml:space="preserve">Слава, і нині: </w:t>
-      </w:r>
-      <w:r>
-        <w:rPr/>
-        <w:t>богородичний</w:t>
-      </w:r>
-    </w:p>
-    <w:p>
       <w:pPr>
         <w:pStyle w:val="Heading3"/>
         <w:spacing w:after="120" w:before="0" w:lineRule="auto"/>
@@ -13213,50 +13038,6 @@
         <w:rPr>
           <w:rtl w:val="0"/>
         </w:rPr>
-      </w:r>
-    </w:p>
-    <w:p>
-      <w:pPr/>
-      <w:r>
-        <w:rPr>
-          <w:rFonts w:ascii="Times New Roman" w:hAnsi="Times New Roman"/>
-          <w:i/>
-          <w:color w:val="FF0000"/>
-          <w:sz w:val="24"/>
-          <w:highlight w:val="white"/>
-        </w:rPr>
-        <w:t>Тропар (г. 5):</w:t>
-      </w:r>
-      <w:r>
-        <w:rPr>
-          <w:rFonts w:ascii="Times New Roman" w:hAnsi="Times New Roman"/>
-          <w:color w:val="FF0000"/>
-          <w:sz w:val="24"/>
-          <w:highlight w:val="white"/>
-        </w:rPr>
-        <w:t xml:space="preserve"> </w:t>
-      </w:r>
-      <w:r>
-        <w:rPr>
-          <w:rFonts w:ascii="Times New Roman" w:hAnsi="Times New Roman"/>
-          <w:color w:val="000000"/>
-          <w:sz w:val="24"/>
-          <w:highlight w:val="white"/>
-        </w:rPr>
-        <w:t xml:space="preserve">Чудеса святих твоїх мучеників* – стіну непоборну нам дарував, Христе Боже.* Їх молитвами поганські зборища розжени,* Царства скіпетри укріпи,* як єдиний благий і чоловіколюбець. </w:t>
-      </w:r>
-    </w:p>
-    <w:p>
-      <w:pPr/>
-      <w:r>
-        <w:rPr>
-          <w:b/>
-        </w:rPr>
-        <w:t xml:space="preserve">Слава, і нині: </w:t>
-      </w:r>
-      <w:r>
-        <w:rPr/>
-        <w:t>богородичний</w:t>
       </w:r>
     </w:p>
     <w:p>
@@ -14196,50 +13977,6 @@
       </w:r>
     </w:p>
     <w:p>
-      <w:pPr/>
-      <w:r>
-        <w:rPr>
-          <w:rFonts w:ascii="Times New Roman" w:hAnsi="Times New Roman"/>
-          <w:i/>
-          <w:color w:val="FF0000"/>
-          <w:sz w:val="24"/>
-          <w:highlight w:val="white"/>
-        </w:rPr>
-        <w:t>Тропар (г. 5):</w:t>
-      </w:r>
-      <w:r>
-        <w:rPr>
-          <w:rFonts w:ascii="Times New Roman" w:hAnsi="Times New Roman"/>
-          <w:color w:val="FF0000"/>
-          <w:sz w:val="24"/>
-          <w:highlight w:val="white"/>
-        </w:rPr>
-        <w:t xml:space="preserve"> </w:t>
-      </w:r>
-      <w:r>
-        <w:rPr>
-          <w:rFonts w:ascii="Times New Roman" w:hAnsi="Times New Roman"/>
-          <w:color w:val="000000"/>
-          <w:sz w:val="24"/>
-          <w:highlight w:val="white"/>
-        </w:rPr>
-        <w:t xml:space="preserve">Чудеса святих твоїх мучеників* – стіну непоборну нам дарував, Христе Боже.* Їх молитвами поганські зборища розжени,* Царства скіпетри укріпи,* як єдиний благий і чоловіколюбець. </w:t>
-      </w:r>
-    </w:p>
-    <w:p>
-      <w:pPr/>
-      <w:r>
-        <w:rPr>
-          <w:b/>
-        </w:rPr>
-        <w:t xml:space="preserve">Слава, і нині: </w:t>
-      </w:r>
-      <w:r>
-        <w:rPr/>
-        <w:t>богородичний</w:t>
-      </w:r>
-    </w:p>
-    <w:p>
       <w:pPr>
         <w:pStyle w:val="Heading3"/>
         <w:spacing w:after="120" w:before="0" w:lineRule="auto"/>
@@ -17550,50 +17287,6 @@
         <w:rPr>
           <w:rtl w:val="0"/>
         </w:rPr>
-      </w:r>
-    </w:p>
-    <w:p>
-      <w:pPr/>
-      <w:r>
-        <w:rPr>
-          <w:rFonts w:ascii="Times New Roman" w:hAnsi="Times New Roman"/>
-          <w:i/>
-          <w:color w:val="FF0000"/>
-          <w:sz w:val="24"/>
-          <w:highlight w:val="white"/>
-        </w:rPr>
-        <w:t>Тропар (г. 5):</w:t>
-      </w:r>
-      <w:r>
-        <w:rPr>
-          <w:rFonts w:ascii="Times New Roman" w:hAnsi="Times New Roman"/>
-          <w:color w:val="FF0000"/>
-          <w:sz w:val="24"/>
-          <w:highlight w:val="white"/>
-        </w:rPr>
-        <w:t xml:space="preserve"> </w:t>
-      </w:r>
-      <w:r>
-        <w:rPr>
-          <w:rFonts w:ascii="Times New Roman" w:hAnsi="Times New Roman"/>
-          <w:color w:val="000000"/>
-          <w:sz w:val="24"/>
-          <w:highlight w:val="white"/>
-        </w:rPr>
-        <w:t xml:space="preserve">Чудеса святих твоїх мучеників* – стіну непоборну нам дарував, Христе Боже.* Їх молитвами поганські зборища розжени,* Царства скіпетри укріпи,* як єдиний благий і чоловіколюбець. </w:t>
-      </w:r>
-    </w:p>
-    <w:p>
-      <w:pPr/>
-      <w:r>
-        <w:rPr>
-          <w:b/>
-        </w:rPr>
-        <w:t xml:space="preserve">Слава, і нині: </w:t>
-      </w:r>
-      <w:r>
-        <w:rPr/>
-        <w:t>богородичний</w:t>
       </w:r>
     </w:p>
     <w:p>

--- a/flow/20230914_vu_template/drafts/2023-11-u/15-СР-Гурія, Самона, Авіва.docx
+++ b/flow/20230914_vu_template/drafts/2023-11-u/15-СР-Гурія, Самона, Авіва.docx
@@ -4,16 +4,30 @@
   <w:body>
     <w:p>
       <w:r>
+        <w:rPr>
+          <w:rFonts w:ascii="Times New Roman" w:hAnsi="Times New Roman"/>
+          <w:sz w:val="24"/>
+        </w:rPr>
         <w:t>Листопад 15 Середа</w:t>
       </w:r>
     </w:p>
     <w:p>
       <w:r>
+        <w:rPr>
+          <w:rFonts w:ascii="Times New Roman" w:hAnsi="Times New Roman"/>
+          <w:sz w:val="24"/>
+        </w:rPr>
         <w:t xml:space="preserve">Святих мучеників та ісповідників Гурія, Самона й Авіва </w:t>
       </w:r>
     </w:p>
     <w:p>
       <w:r>
+        <w:rPr>
+          <w:rFonts w:ascii="Times New Roman" w:hAnsi="Times New Roman"/>
+          <w:i/>
+          <w:color w:val="FF4400"/>
+          <w:sz w:val="24"/>
+        </w:rPr>
         <w:t>У цей день починається Різдвяний піст</w:t>
       </w:r>
     </w:p>
